--- a/Laprak-6_IF-11-04_2311102154_Naufal Geraldo Putra P..docx
+++ b/Laprak-6_IF-11-04_2311102154_Naufal Geraldo Putra P..docx
@@ -607,7 +607,6 @@
     </w:p>
     <w:p>
       <w:pPr>
-        <w:jc w:val="center"/>
         <w:rPr>
           <w:rFonts w:asciiTheme="majorBidi" w:hAnsiTheme="majorBidi" w:cstheme="majorBidi"/>
           <w:b/>
@@ -621,6 +620,38 @@
           <w:bCs/>
         </w:rPr>
         <w:lastRenderedPageBreak/>
+        <w:t>Link Github:</w:t>
+      </w:r>
+      <w:r>
+        <w:t xml:space="preserve"> </w:t>
+      </w:r>
+      <w:hyperlink r:id="rId10" w:history="1">
+        <w:r>
+          <w:rPr>
+            <w:rStyle w:val="Hyperlink"/>
+            <w:rFonts w:asciiTheme="majorBidi" w:hAnsiTheme="majorBidi" w:cstheme="majorBidi"/>
+            <w:b/>
+            <w:bCs/>
+          </w:rPr>
+          <w:t>https://github.com/NGZ101/ABP-Laravel-Ajax</w:t>
+        </w:r>
+      </w:hyperlink>
+    </w:p>
+    <w:p>
+      <w:pPr>
+        <w:jc w:val="center"/>
+        <w:rPr>
+          <w:rFonts w:asciiTheme="majorBidi" w:hAnsiTheme="majorBidi" w:cstheme="majorBidi"/>
+          <w:b/>
+          <w:bCs/>
+        </w:rPr>
+      </w:pPr>
+      <w:r>
+        <w:rPr>
+          <w:rFonts w:asciiTheme="majorBidi" w:hAnsiTheme="majorBidi" w:cstheme="majorBidi"/>
+          <w:b/>
+          <w:bCs/>
+        </w:rPr>
         <w:t>DASAR TEORI</w:t>
       </w:r>
     </w:p>
@@ -10604,7 +10635,7 @@
                     </pic:cNvPicPr>
                   </pic:nvPicPr>
                   <pic:blipFill>
-                    <a:blip r:embed="rId10">
+                    <a:blip r:embed="rId11">
                       <a:extLst>
                         <a:ext uri="{28A0092B-C50C-407E-A947-70E740481C1C}">
                           <a14:useLocalDpi xmlns:a14="http://schemas.microsoft.com/office/drawing/2010/main" val="0"/>
@@ -10723,7 +10754,7 @@
                     </pic:cNvPicPr>
                   </pic:nvPicPr>
                   <pic:blipFill>
-                    <a:blip r:embed="rId11">
+                    <a:blip r:embed="rId12">
                       <a:extLst>
                         <a:ext uri="{28A0092B-C50C-407E-A947-70E740481C1C}">
                           <a14:useLocalDpi xmlns:a14="http://schemas.microsoft.com/office/drawing/2010/main" val="0"/>
